--- a/public/resignation_letter.docx
+++ b/public/resignation_letter.docx
@@ -110,7 +110,7 @@
           <w:sz w:val="22"/>
           <w:szCs w:val="22"/>
         </w:rPr>
-        <w:t xml:space="preserve"> Исаев Артур1 Игнатий</w:t>
+        <w:t xml:space="preserve"> Баранов Адриан Ярослав</w:t>
       </w:r>
       <w:r>
         <w:rPr>
@@ -155,7 +155,7 @@
           <w:sz w:val="22"/>
           <w:szCs w:val="22"/>
         </w:rPr>
-        <w:t>Дата приёма на работу: 2010-11-18</w:t>
+        <w:t>Дата приёма на работу: 1985-02-21</w:t>
         <w:br/>
         <w:t>Подпись сотрудника _____________            Подпись директора _____________</w:t>
       </w:r>
